--- a/inst/captions/suitability_timeseries_caption.docx
+++ b/inst/captions/suitability_timeseries_caption.docx
@@ -17,7 +17,7 @@
           <w:sz w:val="24"/>
           <w:szCs w:val="24"/>
         </w:rPr>
-        <w:t>CLIMATIC SUITABILITY TIME SERIES. Each of the nine panels shows the ensemble-modeled climatic suitability surface for one temporal bin across the study period, arranged chronologically from left to right and top to bottom. Higher suitability values appear in warmer colors (yellow, green); lower values appear in cooler colors (blue, white). The black outline delineates the USGS GAP range boundary for the species.</w:t>
+        <w:t>CLIMATIC SUITABILITY TIME SERIES. Each of the nine panels shows the ensemble-modeled climatic suitability surface for one temporal bin across the study period, arranged chronologically from left to right and top to bottom. Suitability rises from white and blue (low) through green and yellow to red and black (high). The black outline delineates the USGS GAP range boundary for the species.</w:t>
       </w:r>
     </w:p>
     <w:p>
